--- a/NOTES.docx
+++ b/NOTES.docx
@@ -4,18 +4,36 @@
   <w:body>
     <w:p>
       <w:pPr>
-        <w:rPr>
-          <w:rFonts w:ascii="Courier New" w:hAnsi="Courier New" w:cs="Courier New"/>
-          <w:color w:val="33332D"/>
-          <w:sz w:val="27"/>
-          <w:szCs w:val="27"/>
-          <w:shd w:val="clear" w:color="auto" w:fill="FFFFFF"/>
-        </w:rPr>
+        <w:pStyle w:val="NormalWeb"/>
+        <w:spacing w:before="0" w:beforeAutospacing="0" w:after="160" w:afterAutospacing="0"/>
       </w:pPr>
-      <w:r>
-        <w:rPr>
-          <w:rStyle w:val="Strong"/>
-          <w:rFonts w:ascii="Courier New" w:hAnsi="Courier New" w:cs="Courier New"/>
+      <w:hyperlink r:id="rId4" w:history="1">
+        <w:r>
+          <w:rPr>
+            <w:rStyle w:val="Hyperlink"/>
+            <w:rFonts w:ascii="Courier New" w:hAnsi="Courier New" w:cs="Courier New"/>
+            <w:b/>
+            <w:bCs/>
+            <w:color w:val="1155CC"/>
+            <w:sz w:val="27"/>
+            <w:szCs w:val="27"/>
+            <w:shd w:val="clear" w:color="auto" w:fill="FFFFFF"/>
+          </w:rPr>
+          <w:t>https://fullstackopen.com/en/part0/fundamentals_of_web_apps</w:t>
+        </w:r>
+      </w:hyperlink>
+    </w:p>
+    <w:p/>
+    <w:p>
+      <w:pPr>
+        <w:pStyle w:val="NormalWeb"/>
+        <w:spacing w:before="0" w:beforeAutospacing="0" w:after="160" w:afterAutospacing="0"/>
+      </w:pPr>
+      <w:r>
+        <w:rPr>
+          <w:rFonts w:ascii="Courier New" w:hAnsi="Courier New" w:cs="Courier New"/>
+          <w:b/>
+          <w:bCs/>
           <w:color w:val="33332D"/>
           <w:sz w:val="27"/>
           <w:szCs w:val="27"/>
@@ -36,24 +54,24 @@
     </w:p>
     <w:p>
       <w:pPr>
-        <w:rPr>
-          <w:rFonts w:ascii="Courier New" w:hAnsi="Courier New" w:cs="Courier New"/>
-          <w:color w:val="33332D"/>
-          <w:sz w:val="27"/>
-          <w:szCs w:val="27"/>
-          <w:shd w:val="clear" w:color="auto" w:fill="FFFFFF"/>
-        </w:rPr>
+        <w:pStyle w:val="NormalWeb"/>
+        <w:spacing w:before="0" w:beforeAutospacing="0" w:after="160" w:afterAutospacing="0"/>
       </w:pPr>
+      <w:r>
+        <w:rPr>
+          <w:rFonts w:ascii="Courier New" w:hAnsi="Courier New" w:cs="Courier New"/>
+          <w:color w:val="33332D"/>
+          <w:sz w:val="27"/>
+          <w:szCs w:val="27"/>
+          <w:shd w:val="clear" w:color="auto" w:fill="FFFFFF"/>
+        </w:rPr>
+        <w:t> </w:t>
+      </w:r>
     </w:p>
     <w:p>
       <w:pPr>
-        <w:rPr>
-          <w:rFonts w:ascii="Courier New" w:hAnsi="Courier New" w:cs="Courier New"/>
-          <w:color w:val="33332D"/>
-          <w:sz w:val="27"/>
-          <w:szCs w:val="27"/>
-          <w:shd w:val="clear" w:color="auto" w:fill="FFFFFF"/>
-        </w:rPr>
+        <w:pStyle w:val="NormalWeb"/>
+        <w:spacing w:before="0" w:beforeAutospacing="0" w:after="160" w:afterAutospacing="0"/>
       </w:pPr>
       <w:r>
         <w:rPr>
@@ -63,9 +81,9 @@
           <w:szCs w:val="27"/>
           <w:shd w:val="clear" w:color="auto" w:fill="FFFFFF"/>
         </w:rPr>
-        <w:t>The server and the web browser communicate with each other using the </w:t>
-      </w:r>
-      <w:hyperlink r:id="rId4" w:tgtFrame="_blank" w:history="1">
+        <w:t xml:space="preserve">The server and the web browser communicate with each other using the </w:t>
+      </w:r>
+      <w:hyperlink r:id="rId5" w:history="1">
         <w:r>
           <w:rPr>
             <w:rStyle w:val="Hyperlink"/>
@@ -73,7 +91,6 @@
             <w:color w:val="33332D"/>
             <w:sz w:val="27"/>
             <w:szCs w:val="27"/>
-            <w:bdr w:val="single" w:sz="2" w:space="2" w:color="B2BBF0" w:frame="1"/>
           </w:rPr>
           <w:t>HTTP</w:t>
         </w:r>
@@ -86,29 +103,29 @@
           <w:szCs w:val="27"/>
           <w:shd w:val="clear" w:color="auto" w:fill="FFFFFF"/>
         </w:rPr>
-        <w:t> protocol.</w:t>
+        <w:t xml:space="preserve"> protocol.</w:t>
       </w:r>
     </w:p>
     <w:p>
       <w:pPr>
-        <w:rPr>
-          <w:rFonts w:ascii="Courier New" w:hAnsi="Courier New" w:cs="Courier New"/>
-          <w:color w:val="33332D"/>
-          <w:sz w:val="27"/>
-          <w:szCs w:val="27"/>
-          <w:shd w:val="clear" w:color="auto" w:fill="FFFFFF"/>
-        </w:rPr>
+        <w:pStyle w:val="NormalWeb"/>
+        <w:spacing w:before="0" w:beforeAutospacing="0" w:after="160" w:afterAutospacing="0"/>
       </w:pPr>
+      <w:r>
+        <w:rPr>
+          <w:rFonts w:ascii="Courier New" w:hAnsi="Courier New" w:cs="Courier New"/>
+          <w:color w:val="33332D"/>
+          <w:sz w:val="27"/>
+          <w:szCs w:val="27"/>
+          <w:shd w:val="clear" w:color="auto" w:fill="FFFFFF"/>
+        </w:rPr>
+        <w:t> </w:t>
+      </w:r>
     </w:p>
     <w:p>
       <w:pPr>
-        <w:rPr>
-          <w:rFonts w:ascii="Courier New" w:hAnsi="Courier New" w:cs="Courier New"/>
-          <w:color w:val="33332D"/>
-          <w:sz w:val="27"/>
-          <w:szCs w:val="27"/>
-          <w:shd w:val="clear" w:color="auto" w:fill="FFFFFF"/>
-        </w:rPr>
+        <w:pStyle w:val="NormalWeb"/>
+        <w:spacing w:before="0" w:beforeAutospacing="0" w:after="160" w:afterAutospacing="0"/>
       </w:pPr>
       <w:r>
         <w:rPr>
@@ -118,9 +135,9 @@
           <w:szCs w:val="27"/>
           <w:shd w:val="clear" w:color="auto" w:fill="FFFFFF"/>
         </w:rPr>
-        <w:t>A server can be created using </w:t>
-      </w:r>
-      <w:hyperlink r:id="rId5" w:tgtFrame="_blank" w:history="1">
+        <w:t xml:space="preserve">A server can be created using </w:t>
+      </w:r>
+      <w:hyperlink r:id="rId6" w:history="1">
         <w:r>
           <w:rPr>
             <w:rStyle w:val="Hyperlink"/>
@@ -128,7 +145,6 @@
             <w:color w:val="33332D"/>
             <w:sz w:val="27"/>
             <w:szCs w:val="27"/>
-            <w:bdr w:val="single" w:sz="2" w:space="2" w:color="B2BBF0" w:frame="1"/>
             <w:shd w:val="clear" w:color="auto" w:fill="FFFFFF"/>
           </w:rPr>
           <w:t>Java Spring</w:t>
@@ -142,9 +158,9 @@
           <w:szCs w:val="27"/>
           <w:shd w:val="clear" w:color="auto" w:fill="FFFFFF"/>
         </w:rPr>
-        <w:t> , </w:t>
-      </w:r>
-      <w:hyperlink r:id="rId6" w:tgtFrame="_blank" w:history="1">
+        <w:t xml:space="preserve"> , </w:t>
+      </w:r>
+      <w:hyperlink r:id="rId7" w:history="1">
         <w:r>
           <w:rPr>
             <w:rStyle w:val="Hyperlink"/>
@@ -152,7 +168,6 @@
             <w:color w:val="33332D"/>
             <w:sz w:val="27"/>
             <w:szCs w:val="27"/>
-            <w:bdr w:val="single" w:sz="2" w:space="2" w:color="B2BBF0" w:frame="1"/>
             <w:shd w:val="clear" w:color="auto" w:fill="FFFFFF"/>
           </w:rPr>
           <w:t>Python Flask</w:t>
@@ -166,9 +181,9 @@
           <w:szCs w:val="27"/>
           <w:shd w:val="clear" w:color="auto" w:fill="FFFFFF"/>
         </w:rPr>
-        <w:t> or </w:t>
-      </w:r>
-      <w:hyperlink r:id="rId7" w:tgtFrame="_blank" w:history="1">
+        <w:t xml:space="preserve"> or </w:t>
+      </w:r>
+      <w:hyperlink r:id="rId8" w:history="1">
         <w:r>
           <w:rPr>
             <w:rStyle w:val="Hyperlink"/>
@@ -176,7 +191,6 @@
             <w:color w:val="33332D"/>
             <w:sz w:val="27"/>
             <w:szCs w:val="27"/>
-            <w:bdr w:val="single" w:sz="2" w:space="2" w:color="B2BBF0" w:frame="1"/>
             <w:shd w:val="clear" w:color="auto" w:fill="FFFFFF"/>
           </w:rPr>
           <w:t>Ruby on Rails</w:t>
@@ -190,19 +204,126 @@
           <w:szCs w:val="27"/>
           <w:shd w:val="clear" w:color="auto" w:fill="FFFFFF"/>
         </w:rPr>
-        <w:t> to name just a few examples.</w:t>
+        <w:t xml:space="preserve"> to name just a few examples.</w:t>
       </w:r>
     </w:p>
+    <w:p/>
     <w:p>
       <w:pPr>
-        <w:rPr>
-          <w:rFonts w:ascii="Courier New" w:hAnsi="Courier New" w:cs="Courier New"/>
-          <w:color w:val="33332D"/>
-          <w:sz w:val="27"/>
-          <w:szCs w:val="27"/>
-          <w:shd w:val="clear" w:color="auto" w:fill="FFFFFF"/>
-        </w:rPr>
+        <w:pStyle w:val="NormalWeb"/>
+        <w:spacing w:before="0" w:beforeAutospacing="0" w:after="160" w:afterAutospacing="0"/>
       </w:pPr>
+      <w:r>
+        <w:rPr>
+          <w:rFonts w:ascii="Courier New" w:hAnsi="Courier New" w:cs="Courier New"/>
+          <w:color w:val="33332D"/>
+          <w:sz w:val="27"/>
+          <w:szCs w:val="27"/>
+          <w:shd w:val="clear" w:color="auto" w:fill="FFFFFF"/>
+        </w:rPr>
+        <w:t xml:space="preserve">Document Object Model, or </w:t>
+      </w:r>
+      <w:hyperlink r:id="rId9" w:history="1">
+        <w:r>
+          <w:rPr>
+            <w:rStyle w:val="Hyperlink"/>
+            <w:rFonts w:ascii="Courier New" w:hAnsi="Courier New" w:cs="Courier New"/>
+            <w:color w:val="33332D"/>
+            <w:sz w:val="27"/>
+            <w:szCs w:val="27"/>
+          </w:rPr>
+          <w:t>DOM</w:t>
+        </w:r>
+      </w:hyperlink>
+      <w:r>
+        <w:rPr>
+          <w:rFonts w:ascii="Courier New" w:hAnsi="Courier New" w:cs="Courier New"/>
+          <w:color w:val="33332D"/>
+          <w:sz w:val="27"/>
+          <w:szCs w:val="27"/>
+          <w:shd w:val="clear" w:color="auto" w:fill="FFFFFF"/>
+        </w:rPr>
+        <w:t>, is an Application Programming Interface (</w:t>
+      </w:r>
+      <w:r>
+        <w:rPr>
+          <w:rFonts w:ascii="Courier New" w:hAnsi="Courier New" w:cs="Courier New"/>
+          <w:i/>
+          <w:iCs/>
+          <w:color w:val="33332D"/>
+          <w:sz w:val="27"/>
+          <w:szCs w:val="27"/>
+          <w:shd w:val="clear" w:color="auto" w:fill="FFFFFF"/>
+        </w:rPr>
+        <w:t>API</w:t>
+      </w:r>
+      <w:r>
+        <w:rPr>
+          <w:rFonts w:ascii="Courier New" w:hAnsi="Courier New" w:cs="Courier New"/>
+          <w:color w:val="33332D"/>
+          <w:sz w:val="27"/>
+          <w:szCs w:val="27"/>
+          <w:shd w:val="clear" w:color="auto" w:fill="FFFFFF"/>
+        </w:rPr>
+        <w:t xml:space="preserve">) that enables programmatic modification of the </w:t>
+      </w:r>
+      <w:r>
+        <w:rPr>
+          <w:rFonts w:ascii="Courier New" w:hAnsi="Courier New" w:cs="Courier New"/>
+          <w:i/>
+          <w:iCs/>
+          <w:color w:val="33332D"/>
+          <w:sz w:val="27"/>
+          <w:szCs w:val="27"/>
+          <w:shd w:val="clear" w:color="auto" w:fill="FFFFFF"/>
+        </w:rPr>
+        <w:t>element trees</w:t>
+      </w:r>
+      <w:r>
+        <w:rPr>
+          <w:rFonts w:ascii="Courier New" w:hAnsi="Courier New" w:cs="Courier New"/>
+          <w:color w:val="33332D"/>
+          <w:sz w:val="27"/>
+          <w:szCs w:val="27"/>
+          <w:shd w:val="clear" w:color="auto" w:fill="FFFFFF"/>
+        </w:rPr>
+        <w:t xml:space="preserve"> corresponding to web pages.</w:t>
+      </w:r>
+      <w:r>
+        <w:rPr>
+          <w:rFonts w:ascii="Arial" w:hAnsi="Arial" w:cs="Arial"/>
+          <w:color w:val="000000"/>
+          <w:sz w:val="22"/>
+          <w:szCs w:val="22"/>
+        </w:rPr>
+        <w:t> </w:t>
+      </w:r>
+    </w:p>
+    <w:p/>
+    <w:p>
+      <w:pPr>
+        <w:pStyle w:val="NormalWeb"/>
+        <w:spacing w:before="0" w:beforeAutospacing="0" w:after="160" w:afterAutospacing="0"/>
+      </w:pPr>
+      <w:r>
+        <w:rPr>
+          <w:rFonts w:ascii="Courier New" w:hAnsi="Courier New" w:cs="Courier New"/>
+          <w:color w:val="33332D"/>
+          <w:sz w:val="27"/>
+          <w:szCs w:val="27"/>
+          <w:shd w:val="clear" w:color="auto" w:fill="FFFFFF"/>
+        </w:rPr>
+        <w:t>Cascading Style Sheets, or CSS, is a style sheet language used to determine the appearance of web pages.</w:t>
+      </w:r>
+      <w:r>
+        <w:rPr>
+          <w:rFonts w:ascii="Arial" w:hAnsi="Arial" w:cs="Arial"/>
+          <w:color w:val="000000"/>
+          <w:sz w:val="22"/>
+          <w:szCs w:val="22"/>
+        </w:rPr>
+        <w:t> </w:t>
+      </w:r>
     </w:p>
     <w:p>
       <w:bookmarkStart w:id="0" w:name="_GoBack"/>
@@ -662,6 +783,22 @@
       <w:bCs/>
     </w:rPr>
   </w:style>
+  <w:style w:type="paragraph" w:styleId="NormalWeb">
+    <w:name w:val="Normal (Web)"/>
+    <w:basedOn w:val="Normal"/>
+    <w:uiPriority w:val="99"/>
+    <w:semiHidden/>
+    <w:unhideWhenUsed/>
+    <w:rsid w:val="0017448C"/>
+    <w:pPr>
+      <w:spacing w:before="100" w:beforeAutospacing="1" w:after="100" w:afterAutospacing="1" w:line="240" w:lineRule="auto"/>
+    </w:pPr>
+    <w:rPr>
+      <w:rFonts w:ascii="Times New Roman" w:eastAsia="Times New Roman" w:hAnsi="Times New Roman" w:cs="Times New Roman"/>
+      <w:sz w:val="24"/>
+      <w:szCs w:val="24"/>
+    </w:rPr>
+  </w:style>
 </w:styles>
 </file>
 
